--- a/output/heldback_firm_G/OsterquillData/Quality/SOPs/Controlled/OQ_QA_014_Animal_Card_Control_Rev03.docx
+++ b/output/heldback_firm_G/OsterquillData/Quality/SOPs/Controlled/OQ_QA_014_Animal_Card_Control_Rev03.docx
@@ -45,8 +45,14 @@
       </w:r>
     </w:p>
     <w:p>
+      <w:r>
+        <w:t>Approval: electronic signatures recorded in the controlled document system, 02/06/2024</w:t>
+      </w:r>
+    </w:p>
+    <w:p>
       <w:pPr>
         <w:pStyle w:val="Heading1"/>
+        <w:keepNext/>
       </w:pPr>
       <w:r>
         <w:t>1.0 Purpose</w:t>
@@ -60,6 +66,7 @@
     <w:p>
       <w:pPr>
         <w:pStyle w:val="Heading1"/>
+        <w:keepNext/>
       </w:pPr>
       <w:r>
         <w:t>2.0 Scope</w:t>
@@ -67,12 +74,13 @@
     </w:p>
     <w:p>
       <w:r>
-        <w:t>Applies to all in vivo investigations at Osterquill. GLP studies follow every section. Exploratory investigations follow sections 5.1 to 5.5; QA audit of exploratory records is for data integrity only and does not constitute a GLP compliance statement.</w:t>
+        <w:t>Applies to all in vivo investigations at Osterquill. GLP studies follow every section and are audited by Quality Assurance against the study plan and GLP requirements. Exploratory (non-GLP) investigations also follow every section, including control review (5.8) and indexed archive transfer (5.9); for these, QA review covers data integrity only and no GLP compliance statement is made.</w:t>
       </w:r>
     </w:p>
     <w:p>
       <w:pPr>
         <w:pStyle w:val="Heading1"/>
+        <w:keepNext/>
       </w:pPr>
       <w:r>
         <w:t>3.0 Responsibilities</w:t>
@@ -81,30 +89,46 @@
     <w:p>
       <w:pPr>
         <w:pStyle w:val="ListBullet"/>
+        <w:keepNext/>
+        <w:keepLines/>
       </w:pPr>
       <w:r>
-        <w:t>Study Director: approves card templates and reviews control validity</w:t>
+        <w:t>Study Director: approves card templates, reviews control validity, signs off reconciliation exceptions</w:t>
       </w:r>
     </w:p>
     <w:p>
       <w:pPr>
         <w:pStyle w:val="ListBullet"/>
+        <w:keepNext/>
+        <w:keepLines/>
       </w:pPr>
       <w:r>
-        <w:t>In vivo technicians: make contemporaneous entries</w:t>
+        <w:t>In vivo technicians: make contemporaneous entries and reconcile dose lots daily</w:t>
       </w:r>
     </w:p>
     <w:p>
       <w:pPr>
         <w:pStyle w:val="ListBullet"/>
+        <w:keepNext/>
+        <w:keepLines/>
       </w:pPr>
       <w:r>
-        <w:t>Quality Assurance: audits cards and releases them to the archive</w:t>
+        <w:t>Quality Assurance: maintains the issue register, audits cards and accepts them into the archive</w:t>
+      </w:r>
+    </w:p>
+    <w:p>
+      <w:pPr>
+        <w:pStyle w:val="ListBullet"/>
+        <w:keepLines/>
+      </w:pPr>
+      <w:r>
+        <w:t>Archivist: indexes and stores released records</w:t>
       </w:r>
     </w:p>
     <w:p>
       <w:pPr>
         <w:pStyle w:val="Heading1"/>
+        <w:keepNext/>
       </w:pPr>
       <w:r>
         <w:t>4.0 Definitions</w:t>
@@ -113,6 +137,8 @@
     <w:p>
       <w:pPr>
         <w:pStyle w:val="ListBullet"/>
+        <w:keepNext/>
+        <w:keepLines/>
       </w:pPr>
       <w:r>
         <w:t>Animal card: the primary record of observations, body weights and dosing for one animal</w:t>
@@ -121,22 +147,26 @@
     <w:p>
       <w:pPr>
         <w:pStyle w:val="ListBullet"/>
+        <w:keepNext/>
+        <w:keepLines/>
       </w:pPr>
       <w:r>
-        <w:t>Dose lot: a prepared formulation batch identified on the dose record</w:t>
+        <w:t>Dose lot: a prepared formulation batch identified on the dose preparation record</w:t>
       </w:r>
     </w:p>
     <w:p>
       <w:pPr>
         <w:pStyle w:val="ListBullet"/>
+        <w:keepLines/>
       </w:pPr>
       <w:r>
-        <w:t>Control validity: confirmation that vehicle and reference groups behaved within historical expectations</w:t>
+        <w:t>Control validity: documented confirmation that concurrent control groups and the conduct of the investigation support interpretation of the treated groups</w:t>
       </w:r>
     </w:p>
     <w:p>
       <w:pPr>
         <w:pStyle w:val="Heading1"/>
+        <w:keepNext/>
       </w:pPr>
       <w:r>
         <w:t>5.0 Procedure</w:t>
@@ -145,27 +175,273 @@
     <w:p>
       <w:pPr>
         <w:pStyle w:val="Heading2"/>
+        <w:keepNext/>
       </w:pPr>
       <w:r>
-        <w:t>5.1 Card issue</w:t>
+        <w:t>5.1 Card identifiers</w:t>
       </w:r>
     </w:p>
     <w:p>
       <w:r>
-        <w:t>Cards are printed from the approved template for each investigation, pre-numbered and logged in the card issue register before animal allocation.</w:t>
+        <w:t>Each card carries the investigation number, animal number, group, sex, cage location, card template version and a pre-printed serial number. Cards without all identifiers must not be used.</w:t>
       </w:r>
     </w:p>
     <w:p>
       <w:pPr>
         <w:pStyle w:val="Heading2"/>
+        <w:keepNext/>
       </w:pPr>
       <w:r>
-        <w:t>5.2 Entries</w:t>
+        <w:t>5.2 Card issue register</w:t>
+      </w:r>
+    </w:p>
+    <w:p>
+      <w:r>
+        <w:t>Quality Assurance issues cards and records each issue in the register (form OQ-F-014A) before animal allocation.</w:t>
+      </w:r>
+    </w:p>
+    <w:p>
+      <w:pPr>
+        <w:keepNext/>
+      </w:pPr>
+      <w:r>
+        <w:rPr>
+          <w:b/>
+          <w:sz w:val="18"/>
+        </w:rPr>
+        <w:t>Form OQ-F-014A issue register fields</w:t>
+      </w:r>
+    </w:p>
+    <w:tbl>
+      <w:tblPr>
+        <w:tblStyle w:val="TableGrid"/>
+        <w:tblW w:type="auto" w:w="0"/>
+        <w:tblLook w:firstColumn="1" w:firstRow="1" w:lastColumn="0" w:lastRow="0" w:noHBand="0" w:noVBand="1" w:val="04A0"/>
+      </w:tblPr>
+      <w:tblGrid>
+        <w:gridCol w:w="4873"/>
+        <w:gridCol w:w="4873"/>
+      </w:tblGrid>
+      <w:tr>
+        <w:tc>
+          <w:tcPr>
+            <w:tcW w:type="dxa" w:w="4873"/>
+            <w:shd w:val="clear" w:color="auto" w:fill="542F39"/>
+          </w:tcPr>
+          <w:p>
+            <w:pPr>
+              <w:keepNext/>
+            </w:pPr>
+            <w:r>
+              <w:rPr>
+                <w:b/>
+                <w:color w:val="FFFFFF"/>
+                <w:sz w:val="18"/>
+              </w:rPr>
+              <w:t>Field</w:t>
+            </w:r>
+          </w:p>
+        </w:tc>
+        <w:tc>
+          <w:tcPr>
+            <w:tcW w:type="dxa" w:w="4873"/>
+            <w:shd w:val="clear" w:color="auto" w:fill="542F39"/>
+          </w:tcPr>
+          <w:p>
+            <w:pPr>
+              <w:keepNext/>
+            </w:pPr>
+            <w:r>
+              <w:rPr>
+                <w:b/>
+                <w:color w:val="FFFFFF"/>
+                <w:sz w:val="18"/>
+              </w:rPr>
+              <w:t>Content</w:t>
+            </w:r>
+          </w:p>
+        </w:tc>
+      </w:tr>
+      <w:tr>
+        <w:tc>
+          <w:tcPr>
+            <w:tcW w:type="dxa" w:w="4873"/>
+          </w:tcPr>
+          <w:p>
+            <w:pPr>
+              <w:keepNext/>
+            </w:pPr>
+            <w:r>
+              <w:rPr>
+                <w:sz w:val="18"/>
+              </w:rPr>
+              <w:t>Investigation number</w:t>
+            </w:r>
+          </w:p>
+        </w:tc>
+        <w:tc>
+          <w:tcPr>
+            <w:tcW w:type="dxa" w:w="4873"/>
+          </w:tcPr>
+          <w:p>
+            <w:pPr>
+              <w:keepNext/>
+            </w:pPr>
+            <w:r>
+              <w:rPr>
+                <w:sz w:val="18"/>
+              </w:rPr>
+              <w:t>e.g. OT-24-S0012</w:t>
+            </w:r>
+          </w:p>
+        </w:tc>
+      </w:tr>
+      <w:tr>
+        <w:tc>
+          <w:tcPr>
+            <w:tcW w:type="dxa" w:w="4873"/>
+          </w:tcPr>
+          <w:p>
+            <w:pPr>
+              <w:keepNext/>
+            </w:pPr>
+            <w:r>
+              <w:rPr>
+                <w:sz w:val="18"/>
+              </w:rPr>
+              <w:t>Template version</w:t>
+            </w:r>
+          </w:p>
+        </w:tc>
+        <w:tc>
+          <w:tcPr>
+            <w:tcW w:type="dxa" w:w="4873"/>
+          </w:tcPr>
+          <w:p>
+            <w:pPr>
+              <w:keepNext/>
+            </w:pPr>
+            <w:r>
+              <w:rPr>
+                <w:sz w:val="18"/>
+              </w:rPr>
+              <w:t>Card template version issued</w:t>
+            </w:r>
+          </w:p>
+        </w:tc>
+      </w:tr>
+      <w:tr>
+        <w:tc>
+          <w:tcPr>
+            <w:tcW w:type="dxa" w:w="4873"/>
+          </w:tcPr>
+          <w:p>
+            <w:pPr>
+              <w:keepNext/>
+            </w:pPr>
+            <w:r>
+              <w:rPr>
+                <w:sz w:val="18"/>
+              </w:rPr>
+              <w:t>Serial range</w:t>
+            </w:r>
+          </w:p>
+        </w:tc>
+        <w:tc>
+          <w:tcPr>
+            <w:tcW w:type="dxa" w:w="4873"/>
+          </w:tcPr>
+          <w:p>
+            <w:pPr>
+              <w:keepNext/>
+            </w:pPr>
+            <w:r>
+              <w:rPr>
+                <w:sz w:val="18"/>
+              </w:rPr>
+              <w:t>First and last card serial</w:t>
+            </w:r>
+          </w:p>
+        </w:tc>
+      </w:tr>
+      <w:tr>
+        <w:tc>
+          <w:tcPr>
+            <w:tcW w:type="dxa" w:w="4873"/>
+          </w:tcPr>
+          <w:p>
+            <w:pPr>
+              <w:keepNext/>
+            </w:pPr>
+            <w:r>
+              <w:rPr>
+                <w:sz w:val="18"/>
+              </w:rPr>
+              <w:t>Issued to / by</w:t>
+            </w:r>
+          </w:p>
+        </w:tc>
+        <w:tc>
+          <w:tcPr>
+            <w:tcW w:type="dxa" w:w="4873"/>
+          </w:tcPr>
+          <w:p>
+            <w:pPr>
+              <w:keepNext/>
+            </w:pPr>
+            <w:r>
+              <w:rPr>
+                <w:sz w:val="18"/>
+              </w:rPr>
+              <w:t>Initials and date</w:t>
+            </w:r>
+          </w:p>
+        </w:tc>
+      </w:tr>
+      <w:tr>
+        <w:tc>
+          <w:tcPr>
+            <w:tcW w:type="dxa" w:w="4873"/>
+          </w:tcPr>
+          <w:p>
+            <w:r>
+              <w:rPr>
+                <w:sz w:val="18"/>
+              </w:rPr>
+              <w:t>Returned / voided</w:t>
+            </w:r>
+          </w:p>
+        </w:tc>
+        <w:tc>
+          <w:tcPr>
+            <w:tcW w:type="dxa" w:w="4873"/>
+          </w:tcPr>
+          <w:p>
+            <w:r>
+              <w:rPr>
+                <w:sz w:val="18"/>
+              </w:rPr>
+              <w:t>Serials returned unused or voided, with reason</w:t>
+            </w:r>
+          </w:p>
+        </w:tc>
+      </w:tr>
+    </w:tbl>
+    <w:p/>
+    <w:p>
+      <w:pPr>
+        <w:pStyle w:val="Heading2"/>
+        <w:keepNext/>
+      </w:pPr>
+      <w:r>
+        <w:t>5.3 Entries</w:t>
       </w:r>
     </w:p>
     <w:p>
       <w:pPr>
         <w:pStyle w:val="ListBullet"/>
+        <w:keepNext/>
+        <w:keepLines/>
       </w:pPr>
       <w:r>
         <w:t>Record observations at the time they are made, in indelible ink</w:t>
@@ -174,6 +450,8 @@
     <w:p>
       <w:pPr>
         <w:pStyle w:val="ListBullet"/>
+        <w:keepNext/>
+        <w:keepLines/>
       </w:pPr>
       <w:r>
         <w:t>Each entry is initialed and dated</w:t>
@@ -182,6 +460,7 @@
     <w:p>
       <w:pPr>
         <w:pStyle w:val="ListBullet"/>
+        <w:keepLines/>
       </w:pPr>
       <w:r>
         <w:t>Do not leave blank lines between entries; strike through unused space at the end of each day</w:t>
@@ -190,9 +469,10 @@
     <w:p>
       <w:pPr>
         <w:pStyle w:val="Heading2"/>
+        <w:keepNext/>
       </w:pPr>
       <w:r>
-        <w:t>5.3 Corrections</w:t>
+        <w:t>5.4 Corrections</w:t>
       </w:r>
     </w:p>
     <w:p>
@@ -203,22 +483,38 @@
     <w:p>
       <w:pPr>
         <w:pStyle w:val="Heading2"/>
+        <w:keepNext/>
       </w:pPr>
       <w:r>
-        <w:t>5.4 Dose-lot reconciliation</w:t>
+        <w:t>5.5 Dose-lot reconciliation</w:t>
       </w:r>
     </w:p>
     <w:p>
       <w:r>
-        <w:t>At the end of each dosing day the dose lot on every card is reconciled against the dose preparation record. Discrepancies are reported to the Study Director the same day.</w:t>
+        <w:t>At the end of each dosing day the dose lot on every card is reconciled against the dose preparation record. Discrepancies are reported to the Study Director the same day and recorded on form OQ-F-014B with the outcome.</w:t>
       </w:r>
     </w:p>
     <w:p>
       <w:pPr>
         <w:pStyle w:val="Heading2"/>
+        <w:keepNext/>
       </w:pPr>
       <w:r>
-        <w:t>5.5 Welfare escalation</w:t>
+        <w:t>5.6 Missing or damaged cards</w:t>
+      </w:r>
+    </w:p>
+    <w:p>
+      <w:r>
+        <w:t>A missing or damaged card is reported to QA immediately. A replacement card with a new serial is issued and cross-referenced to the original; the original serial is marked as missing or damaged in the register, and the Study Director documents what data can be reconstructed from other records.</w:t>
+      </w:r>
+    </w:p>
+    <w:p>
+      <w:pPr>
+        <w:pStyle w:val="Heading2"/>
+        <w:keepNext/>
+      </w:pPr>
+      <w:r>
+        <w:t>5.7 Welfare escalation</w:t>
       </w:r>
     </w:p>
     <w:p>
@@ -229,35 +525,86 @@
     <w:p>
       <w:pPr>
         <w:pStyle w:val="Heading2"/>
+        <w:keepNext/>
       </w:pPr>
       <w:r>
-        <w:t>5.6 Control validity review</w:t>
+        <w:t>5.8 Control review</w:t>
       </w:r>
     </w:p>
     <w:p>
       <w:r>
-        <w:t>Before the report is drafted, the Study Director reviews vehicle and reference group data against historical control ranges and documents the conclusion.</w:t>
+        <w:t>Before the report is drafted, the Study Director assesses the concurrent control groups against the protocol-specific criteria, confirms that dosing, sampling and observations were carried out as planned, and records the conclusion on form OQ-F-014C. Historical control data are used as supporting context where available. Investigations without a reference group rely on the concurrent vehicle control and protocol criteria.</w:t>
       </w:r>
     </w:p>
     <w:p>
       <w:pPr>
         <w:pStyle w:val="Heading2"/>
+        <w:keepNext/>
       </w:pPr>
       <w:r>
-        <w:t>5.7 Archive release</w:t>
+        <w:t>5.9 Archive transfer</w:t>
       </w:r>
     </w:p>
     <w:p>
       <w:r>
-        <w:t>QA audits the completed card set, confirms reconciliation and correction compliance, and releases the cards to the archive with an archive index entry. Cards are retained for at least 10 years.</w:t>
+        <w:t>QA audits the completed card set, confirms that the register balances (issued = used + voided + returned), checks reconciliation and correction compliance, and accepts the cards into the archive. The archivist records the transfer in the archive index with the investigation number, serial range, box location and retention date. Cards are retained for at least 10 years.</w:t>
       </w:r>
     </w:p>
     <w:p>
       <w:pPr>
         <w:pStyle w:val="Heading1"/>
+        <w:keepNext/>
       </w:pPr>
       <w:r>
-        <w:t>6.0 Revision history</w:t>
+        <w:t>6.0 Records</w:t>
+      </w:r>
+    </w:p>
+    <w:p>
+      <w:pPr>
+        <w:pStyle w:val="ListBullet"/>
+        <w:keepNext/>
+        <w:keepLines/>
+      </w:pPr>
+      <w:r>
+        <w:t>OQ-F-014A Card issue register</w:t>
+      </w:r>
+    </w:p>
+    <w:p>
+      <w:pPr>
+        <w:pStyle w:val="ListBullet"/>
+        <w:keepNext/>
+        <w:keepLines/>
+      </w:pPr>
+      <w:r>
+        <w:t>OQ-F-014B Dose-lot reconciliation exceptions</w:t>
+      </w:r>
+    </w:p>
+    <w:p>
+      <w:pPr>
+        <w:pStyle w:val="ListBullet"/>
+        <w:keepNext/>
+        <w:keepLines/>
+      </w:pPr>
+      <w:r>
+        <w:t>OQ-F-014C Control review record</w:t>
+      </w:r>
+    </w:p>
+    <w:p>
+      <w:pPr>
+        <w:pStyle w:val="ListBullet"/>
+        <w:keepLines/>
+      </w:pPr>
+      <w:r>
+        <w:t>Archive index entry</w:t>
+      </w:r>
+    </w:p>
+    <w:p>
+      <w:pPr>
+        <w:pStyle w:val="Heading1"/>
+        <w:keepNext/>
+      </w:pPr>
+      <w:r>
+        <w:t>7.0 Revision history</w:t>
       </w:r>
     </w:p>
     <w:tbl>
@@ -278,6 +625,9 @@
             <w:shd w:val="clear" w:color="auto" w:fill="542F39"/>
           </w:tcPr>
           <w:p>
+            <w:pPr>
+              <w:keepNext/>
+            </w:pPr>
             <w:r>
               <w:rPr>
                 <w:b/>
@@ -294,6 +644,9 @@
             <w:shd w:val="clear" w:color="auto" w:fill="542F39"/>
           </w:tcPr>
           <w:p>
+            <w:pPr>
+              <w:keepNext/>
+            </w:pPr>
             <w:r>
               <w:rPr>
                 <w:b/>
@@ -310,6 +663,9 @@
             <w:shd w:val="clear" w:color="auto" w:fill="542F39"/>
           </w:tcPr>
           <w:p>
+            <w:pPr>
+              <w:keepNext/>
+            </w:pPr>
             <w:r>
               <w:rPr>
                 <w:b/>
@@ -327,6 +683,9 @@
             <w:tcW w:type="dxa" w:w="3249"/>
           </w:tcPr>
           <w:p>
+            <w:pPr>
+              <w:keepNext/>
+            </w:pPr>
             <w:r>
               <w:rPr>
                 <w:sz w:val="18"/>
@@ -340,6 +699,9 @@
             <w:tcW w:type="dxa" w:w="3249"/>
           </w:tcPr>
           <w:p>
+            <w:pPr>
+              <w:keepNext/>
+            </w:pPr>
             <w:r>
               <w:rPr>
                 <w:sz w:val="18"/>
@@ -353,6 +715,9 @@
             <w:tcW w:type="dxa" w:w="3249"/>
           </w:tcPr>
           <w:p>
+            <w:pPr>
+              <w:keepNext/>
+            </w:pPr>
             <w:r>
               <w:rPr>
                 <w:sz w:val="18"/>
@@ -368,6 +733,9 @@
             <w:tcW w:type="dxa" w:w="3249"/>
           </w:tcPr>
           <w:p>
+            <w:pPr>
+              <w:keepNext/>
+            </w:pPr>
             <w:r>
               <w:rPr>
                 <w:sz w:val="18"/>
@@ -381,6 +749,9 @@
             <w:tcW w:type="dxa" w:w="3249"/>
           </w:tcPr>
           <w:p>
+            <w:pPr>
+              <w:keepNext/>
+            </w:pPr>
             <w:r>
               <w:rPr>
                 <w:sz w:val="18"/>
@@ -394,6 +765,9 @@
             <w:tcW w:type="dxa" w:w="3249"/>
           </w:tcPr>
           <w:p>
+            <w:pPr>
+              <w:keepNext/>
+            </w:pPr>
             <w:r>
               <w:rPr>
                 <w:sz w:val="18"/>
@@ -439,7 +813,7 @@
               <w:rPr>
                 <w:sz w:val="18"/>
               </w:rPr>
-              <w:t>Separated GLP and exploratory requirements; added welfare escalation</w:t>
+              <w:t>Same card controls for GLP and exploratory investigations; added identifiers, register fields, missing-card handling and control review record</w:t>
             </w:r>
           </w:p>
         </w:tc>
@@ -518,7 +892,7 @@
           </w:tcPr>
           <w:p>
             <w:r>
-              <w:t>GLP Quality Assurance and Archive Lead</w:t>
+              <w:t>GLP Quality Assurance and Archive Lead (author)</w:t>
             </w:r>
           </w:p>
         </w:tc>
@@ -526,15 +900,7 @@
           <w:tcPr>
             <w:tcW w:type="dxa" w:w="2436"/>
           </w:tcPr>
-          <w:p>
-            <w:r>
-              <w:rPr>
-                <w:rFonts w:ascii="Georgia" w:hAnsi="Georgia"/>
-                <w:i/>
-              </w:rPr>
-              <w:t>Moretti</w:t>
-            </w:r>
-          </w:p>
+          <w:p/>
         </w:tc>
         <w:tc>
           <w:tcPr>
@@ -564,7 +930,7 @@
           </w:tcPr>
           <w:p>
             <w:r>
-              <w:t>Head of Toxicology</w:t>
+              <w:t>Head of Toxicology (approver)</w:t>
             </w:r>
           </w:p>
         </w:tc>
@@ -572,15 +938,7 @@
           <w:tcPr>
             <w:tcW w:type="dxa" w:w="2436"/>
           </w:tcPr>
-          <w:p>
-            <w:r>
-              <w:rPr>
-                <w:rFonts w:ascii="Georgia" w:hAnsi="Georgia"/>
-                <w:i/>
-              </w:rPr>
-              <w:t>Takamori</w:t>
-            </w:r>
-          </w:p>
+          <w:p/>
         </w:tc>
         <w:tc>
           <w:tcPr>
